--- a/보관본/러시아 인권변호사/Word/4부/4부_4화_리트비노프의_배신적_지지.docx
+++ b/보관본/러시아 인권변호사/Word/4부/4부_4화_리트비노프의_배신적_지지.docx
@@ -1496,6 +1496,29 @@
           <w:i w:val="0"/>
           <w:sz w:val="22"/>
         </w:rPr>
+        <w:t>Разница есть. Но границу между справедливостью и безнаказанностью определять не вам.</w:t>
+      </w:r>
+    </w:p>
+    <w:p>
+      <w:pPr>
+        <w:spacing w:before="0" w:after="110" w:line="300" w:lineRule="auto"/>
+      </w:pPr>
+      <w:r>
+        <w:rPr>
+          <w:rFonts w:ascii="Times New Roman" w:hAnsi="Times New Roman" w:eastAsia="Malgun Gothic"/>
+          <w:b/>
+          <w:i w:val="0"/>
+          <w:sz w:val="22"/>
+        </w:rPr>
+        <w:t xml:space="preserve">Лёша: </w:t>
+      </w:r>
+      <w:r>
+        <w:rPr>
+          <w:rFonts w:ascii="Times New Roman" w:hAnsi="Times New Roman" w:eastAsia="Malgun Gothic"/>
+          <w:b w:val="0"/>
+          <w:i w:val="0"/>
+          <w:sz w:val="22"/>
+        </w:rPr>
         <w:t>Справедливого правосудия не просят заранее, Аркадий Дмитриевич. Его получают потом — вместе со всеми. Если вам нечего бояться, вам не нужны гарантии. Если есть — я их тем более не дам.</w:t>
       </w:r>
     </w:p>
@@ -1530,29 +1553,6 @@
           <w:sz w:val="22"/>
         </w:rPr>
         <w:t xml:space="preserve"> Адвокатская логика. Красивая и неудобная.</w:t>
-      </w:r>
-    </w:p>
-    <w:p>
-      <w:pPr>
-        <w:spacing w:before="0" w:after="110" w:line="300" w:lineRule="auto"/>
-      </w:pPr>
-      <w:r>
-        <w:rPr>
-          <w:rFonts w:ascii="Times New Roman" w:hAnsi="Times New Roman" w:eastAsia="Malgun Gothic"/>
-          <w:b/>
-          <w:i w:val="0"/>
-          <w:sz w:val="22"/>
-        </w:rPr>
-        <w:t xml:space="preserve">Лёша: </w:t>
-      </w:r>
-      <w:r>
-        <w:rPr>
-          <w:rFonts w:ascii="Times New Roman" w:hAnsi="Times New Roman" w:eastAsia="Malgun Gothic"/>
-          <w:b w:val="0"/>
-          <w:i w:val="0"/>
-          <w:sz w:val="22"/>
-        </w:rPr>
-        <w:t>Разница есть. Но границу между справедливостью и безнаказанностью определять не вам.</w:t>
       </w:r>
     </w:p>
     <w:p>
